--- a/courses/spring26dit636/Documents/Spring26-PracticeExam-Key.docx
+++ b/courses/spring26dit636/Documents/Spring26-PracticeExam-Key.docx
@@ -168,7 +168,7 @@
         <w:rPr>
           <w:rtl w:val="0"/>
         </w:rPr>
-        <w:t xml:space="preserve">MC/DC Coverage</w:t>
+        <w:t xml:space="preserve">Path Coverage</w:t>
       </w:r>
     </w:p>
     <w:p>
@@ -8041,35 +8041,8 @@
                         </wps:bodyPr>
                       </wps:wsp>
                       <wps:wsp>
-                        <wps:cNvCnPr/>
-                        <wps:spPr>
-                          <a:xfrm flipH="1" rot="10800000">
-                            <a:off x="3021800" y="2174425"/>
-                            <a:ext cx="874500" cy="1557600"/>
-                          </a:xfrm>
-                          <a:prstGeom prst="bentConnector3">
-                            <a:avLst>
-                              <a:gd fmla="val 127213" name="adj1"/>
-                            </a:avLst>
-                          </a:prstGeom>
-                          <a:noFill/>
-                          <a:ln cap="flat" cmpd="sng" w="9525">
-                            <a:solidFill>
-                              <a:srgbClr val="000000"/>
-                            </a:solidFill>
-                            <a:prstDash val="solid"/>
-                            <a:round/>
-                            <a:headEnd len="med" w="med" type="none"/>
-                            <a:tailEnd len="med" w="med" type="none"/>
-                          </a:ln>
-                        </wps:spPr>
-                        <wps:bodyPr anchorCtr="0" anchor="ctr" bIns="91425" lIns="91425" spcFirstLastPara="1" rIns="91425" wrap="square" tIns="91425">
-                          <a:noAutofit/>
-                        </wps:bodyPr>
-                      </wps:wsp>
-                      <wps:wsp>
                         <wps:cNvSpPr/>
-                        <wps:cNvPr id="30" name="Shape 30"/>
+                        <wps:cNvPr id="29" name="Shape 29"/>
                         <wps:spPr>
                           <a:xfrm>
                             <a:off x="4716700" y="400325"/>
@@ -8147,7 +8120,7 @@
                       </wps:wsp>
                       <wps:wsp>
                         <wps:cNvSpPr/>
-                        <wps:cNvPr id="32" name="Shape 32"/>
+                        <wps:cNvPr id="31" name="Shape 31"/>
                         <wps:spPr>
                           <a:xfrm>
                             <a:off x="5426950" y="1087025"/>
@@ -8225,7 +8198,7 @@
                       </wps:wsp>
                       <wps:wsp>
                         <wps:cNvSpPr txBox="1"/>
-                        <wps:cNvPr id="34" name="Shape 34"/>
+                        <wps:cNvPr id="33" name="Shape 33"/>
                         <wps:spPr>
                           <a:xfrm>
                             <a:off x="5357475" y="850625"/>
@@ -8270,7 +8243,7 @@
                       </wps:wsp>
                       <wps:wsp>
                         <wps:cNvSpPr/>
-                        <wps:cNvPr id="35" name="Shape 35"/>
+                        <wps:cNvPr id="34" name="Shape 34"/>
                         <wps:spPr>
                           <a:xfrm>
                             <a:off x="7416850" y="460325"/>
@@ -8348,7 +8321,7 @@
                       </wps:wsp>
                       <wps:wsp>
                         <wps:cNvSpPr txBox="1"/>
-                        <wps:cNvPr id="37" name="Shape 37"/>
+                        <wps:cNvPr id="36" name="Shape 36"/>
                         <wps:spPr>
                           <a:xfrm>
                             <a:off x="6979075" y="249750"/>
@@ -8393,7 +8366,7 @@
                       </wps:wsp>
                       <wps:wsp>
                         <wps:cNvSpPr/>
-                        <wps:cNvPr id="38" name="Shape 38"/>
+                        <wps:cNvPr id="37" name="Shape 37"/>
                         <wps:spPr>
                           <a:xfrm>
                             <a:off x="5486800" y="1773725"/>
@@ -8471,7 +8444,7 @@
                       </wps:wsp>
                       <wps:wsp>
                         <wps:cNvSpPr txBox="1"/>
-                        <wps:cNvPr id="40" name="Shape 40"/>
+                        <wps:cNvPr id="39" name="Shape 39"/>
                         <wps:spPr>
                           <a:xfrm>
                             <a:off x="6147400" y="1532675"/>
@@ -8570,7 +8543,7 @@
                       </wps:wsp>
                       <wps:wsp>
                         <wps:cNvSpPr txBox="1"/>
-                        <wps:cNvPr id="43" name="Shape 43"/>
+                        <wps:cNvPr id="42" name="Shape 42"/>
                         <wps:spPr>
                           <a:xfrm>
                             <a:off x="4842663" y="1060625"/>
@@ -8693,7 +8666,7 @@
                       </wps:wsp>
                       <wps:wsp>
                         <wps:cNvSpPr/>
-                        <wps:cNvPr id="45" name="Shape 45"/>
+                        <wps:cNvPr id="44" name="Shape 44"/>
                         <wps:spPr>
                           <a:xfrm>
                             <a:off x="3862675" y="2351488"/>
@@ -8746,7 +8719,7 @@
                       </wps:wsp>
                       <wps:wsp>
                         <wps:cNvSpPr/>
-                        <wps:cNvPr id="46" name="Shape 46"/>
+                        <wps:cNvPr id="45" name="Shape 45"/>
                         <wps:spPr>
                           <a:xfrm>
                             <a:off x="4216200" y="803663"/>
@@ -8793,6 +8766,31 @@
                             </w:p>
                           </w:txbxContent>
                         </wps:txbx>
+                        <wps:bodyPr anchorCtr="0" anchor="ctr" bIns="91425" lIns="91425" spcFirstLastPara="1" rIns="91425" wrap="square" tIns="91425">
+                          <a:noAutofit/>
+                        </wps:bodyPr>
+                      </wps:wsp>
+                      <wps:wsp>
+                        <wps:cNvCnPr/>
+                        <wps:spPr>
+                          <a:xfrm rot="10800000">
+                            <a:off x="657800" y="2369425"/>
+                            <a:ext cx="1703400" cy="1362600"/>
+                          </a:xfrm>
+                          <a:prstGeom prst="straightConnector1">
+                            <a:avLst/>
+                          </a:prstGeom>
+                          <a:noFill/>
+                          <a:ln cap="flat" cmpd="sng" w="9525">
+                            <a:solidFill>
+                              <a:srgbClr val="000000"/>
+                            </a:solidFill>
+                            <a:prstDash val="solid"/>
+                            <a:round/>
+                            <a:headEnd len="med" w="med" type="none"/>
+                            <a:tailEnd len="med" w="med" type="triangle"/>
+                          </a:ln>
+                        </wps:spPr>
                         <wps:bodyPr anchorCtr="0" anchor="ctr" bIns="91425" lIns="91425" spcFirstLastPara="1" rIns="91425" wrap="square" tIns="91425">
                           <a:noAutofit/>
                         </wps:bodyPr>
@@ -12532,7 +12530,7 @@
                 <w:szCs w:val="20"/>
                 <w:rtl w:val="0"/>
               </w:rPr>
-              <w:t xml:space="preserve">arr: (3, 8)</w:t>
+              <w:t xml:space="preserve">product: (3, 8)</w:t>
             </w:r>
           </w:p>
         </w:tc>

--- a/courses/spring26dit636/Documents/Spring26-PracticeExam-Key.docx
+++ b/courses/spring26dit636/Documents/Spring26-PracticeExam-Key.docx
@@ -9559,19 +9559,7 @@
               <w:rPr>
                 <w:rtl w:val="0"/>
               </w:rPr>
-              <w:t xml:space="preserve">(6, 4), (6, 5),</w:t>
-            </w:r>
-            <w:r>
-              <w:rPr>
-                <w:rtl w:val="0"/>
-              </w:rPr>
-              <w:t xml:space="preserve"> </w:t>
-            </w:r>
-            <w:r>
-              <w:rPr>
-                <w:rtl w:val="0"/>
-              </w:rPr>
-              <w:t xml:space="preserve">(6, 6)</w:t>
+              <w:t xml:space="preserve">(6, 4), (6, 5)</w:t>
             </w:r>
             <w:r>
               <w:rPr>
@@ -10697,8 +10685,9 @@
     <w:tbl>
       <w:tblPr>
         <w:tblStyle w:val="Table3"/>
-        <w:tblW w:w="9000.0" w:type="dxa"/>
+        <w:tblW w:w="8985.0" w:type="dxa"/>
         <w:jc w:val="left"/>
+        <w:tblInd w:w="15.0" w:type="dxa"/>
         <w:tblBorders>
           <w:top w:color="000000" w:space="0" w:sz="8" w:val="single"/>
           <w:left w:color="000000" w:space="0" w:sz="8" w:val="single"/>
@@ -10711,11 +10700,11 @@
         <w:tblLook w:val="0600"/>
       </w:tblPr>
       <w:tblGrid>
-        <w:gridCol w:w="2145"/>
+        <w:gridCol w:w="2130"/>
         <w:gridCol w:w="6855"/>
         <w:tblGridChange w:id="0">
           <w:tblGrid>
-            <w:gridCol w:w="2145"/>
+            <w:gridCol w:w="2130"/>
             <w:gridCol w:w="6855"/>
           </w:tblGrid>
         </w:tblGridChange>
